--- a/docx_resources/Вечірня-Утреня/В,У - Мінея/09-Вересень/11-__-Теодори.docx
+++ b/docx_resources/Вечірня-Утреня/В,У - Мінея/09-Вересень/11-__-Теодори.docx
@@ -92,6 +92,7 @@
         <w:rPr>
           <w:rFonts w:ascii="Times New Roman" w:hAnsi="Times New Roman" w:cs="Times New Roman"/>
           <w:b/>
+          <w:sz w:val="24"/>
         </w:rPr>
         <w:t>ВЕЧІРНЯ</w:t>
       </w:r>
@@ -1613,6 +1614,7 @@
           <w:b/>
           <w:i/>
           <w:color w:val="FF0000"/>
+          <w:sz w:val="24"/>
         </w:rPr>
         <w:t>Ве</w:t>
       </w:r>
@@ -1622,6 +1624,7 @@
           <w:b/>
           <w:i/>
           <w:color w:val="FF0000"/>
+          <w:sz w:val="24"/>
         </w:rPr>
         <w:t>чірні молитви</w:t>
       </w:r>
@@ -6372,6 +6375,7 @@
           <w:b/>
           <w:i/>
           <w:color w:val="FF0000"/>
+          <w:sz w:val="24"/>
         </w:rPr>
         <w:lastRenderedPageBreak/>
         <w:t>Стихири</w:t>
@@ -8135,6 +8139,7 @@
           <w:b/>
           <w:i/>
           <w:color w:val="FF0000"/>
+          <w:sz w:val="24"/>
         </w:rPr>
         <w:t xml:space="preserve">Прокімен. </w:t>
       </w:r>
@@ -8143,6 +8148,7 @@
           <w:rFonts w:ascii="Times New Roman" w:eastAsia="Times New Roman" w:hAnsi="Times New Roman" w:cs="Times New Roman"/>
           <w:i/>
           <w:color w:val="FF0000"/>
+          <w:sz w:val="24"/>
         </w:rPr>
         <w:t>Псалом 133 (г. 8):</w:t>
       </w:r>
@@ -8246,6 +8252,7 @@
           <w:b/>
           <w:i/>
           <w:color w:val="FF0000"/>
+          <w:sz w:val="24"/>
         </w:rPr>
         <w:t>Сподоби, Господи</w:t>
       </w:r>
@@ -9053,6 +9060,7 @@
           <w:b/>
           <w:i/>
           <w:color w:val="FF0000"/>
+          <w:sz w:val="24"/>
         </w:rPr>
         <w:t>Прохальна єктенія</w:t>
       </w:r>
@@ -10300,6 +10308,7 @@
           <w:b/>
           <w:i/>
           <w:color w:val="FF0000"/>
+          <w:sz w:val="24"/>
         </w:rPr>
         <w:t>Пісня Симеона</w:t>
       </w:r>
@@ -10852,6 +10861,7 @@
           <w:b/>
           <w:i/>
           <w:color w:val="FF0000"/>
+          <w:sz w:val="24"/>
         </w:rPr>
         <w:t>Тропарі</w:t>
       </w:r>
@@ -10969,6 +10979,7 @@
           <w:b/>
           <w:i/>
           <w:color w:val="FF0000"/>
+          <w:sz w:val="24"/>
         </w:rPr>
         <w:lastRenderedPageBreak/>
         <w:t>Єктенія усильного благанн</w:t>
@@ -10979,6 +10990,7 @@
           <w:b/>
           <w:i/>
           <w:color w:val="FF0000"/>
+          <w:sz w:val="24"/>
         </w:rPr>
         <w:t>я</w:t>
       </w:r>
@@ -11744,6 +11756,7 @@
           <w:b/>
           <w:i/>
           <w:color w:val="FF0000"/>
+          <w:sz w:val="24"/>
         </w:rPr>
         <w:t>Після Вечірні</w:t>
       </w:r>
@@ -11810,6 +11823,7 @@
       <w:r>
         <w:rPr>
           <w:rFonts w:ascii="Times New Roman" w:hAnsi="Times New Roman"/>
+          <w:sz w:val="24"/>
         </w:rPr>
         <w:br w:type="page"/>
       </w:r>
@@ -11828,6 +11842,7 @@
         <w:rPr>
           <w:rFonts w:ascii="Times New Roman" w:hAnsi="Times New Roman" w:cs="Times New Roman"/>
           <w:b/>
+          <w:sz w:val="24"/>
         </w:rPr>
         <w:lastRenderedPageBreak/>
         <w:t>УТРЕНЯ</w:t>
@@ -14396,6 +14411,7 @@
           <w:b/>
           <w:i/>
           <w:color w:val="FF0000"/>
+          <w:sz w:val="24"/>
         </w:rPr>
         <w:t>Утренні молитви</w:t>
       </w:r>
@@ -16118,6 +16134,7 @@
           <w:b/>
           <w:i/>
           <w:color w:val="FF0000"/>
+          <w:sz w:val="24"/>
         </w:rPr>
         <w:t>Бог Господь...</w:t>
       </w:r>
@@ -16126,6 +16143,7 @@
           <w:rFonts w:ascii="Times New Roman" w:eastAsia="Times New Roman" w:hAnsi="Times New Roman" w:cs="Times New Roman"/>
           <w:i/>
           <w:color w:val="FF0000"/>
+          <w:sz w:val="24"/>
         </w:rPr>
         <w:t xml:space="preserve"> (Пс. 117), глас 4</w:t>
       </w:r>
@@ -16341,6 +16359,7 @@
           <w:b/>
           <w:i/>
           <w:color w:val="FF0000"/>
+          <w:sz w:val="24"/>
         </w:rPr>
         <w:t>Тропарі</w:t>
       </w:r>
@@ -16557,6 +16576,7 @@
           <w:b/>
           <w:i/>
           <w:color w:val="FF0000"/>
+          <w:sz w:val="24"/>
         </w:rPr>
         <w:t>Мала єктенія</w:t>
       </w:r>
@@ -16895,6 +16915,7 @@
           <w:b/>
           <w:i/>
           <w:color w:val="FF0000"/>
+          <w:sz w:val="24"/>
         </w:rPr>
         <w:t>Перший сідальний</w:t>
       </w:r>
@@ -17027,6 +17048,7 @@
           <w:b/>
           <w:i/>
           <w:color w:val="FF0000"/>
+          <w:sz w:val="24"/>
         </w:rPr>
         <w:t>Мала єктенія</w:t>
       </w:r>
@@ -17375,6 +17397,7 @@
           <w:b/>
           <w:i/>
           <w:color w:val="FF0000"/>
+          <w:sz w:val="24"/>
         </w:rPr>
         <w:t>Другий сідальний</w:t>
       </w:r>
@@ -17495,6 +17518,7 @@
           <w:b/>
           <w:i/>
           <w:color w:val="FF0000"/>
+          <w:sz w:val="24"/>
         </w:rPr>
         <w:t>Псалом 50</w:t>
       </w:r>
@@ -18512,6 +18536,7 @@
           <w:rFonts w:ascii="Times New Roman" w:eastAsia="Times New Roman" w:hAnsi="Times New Roman" w:cs="Times New Roman"/>
           <w:i/>
           <w:color w:val="FF0000"/>
+          <w:sz w:val="24"/>
         </w:rPr>
         <w:t>Мала єктенія</w:t>
       </w:r>
@@ -19686,6 +19711,7 @@
           <w:rFonts w:ascii="Times New Roman" w:eastAsia="Times New Roman" w:hAnsi="Times New Roman" w:cs="Times New Roman"/>
           <w:i/>
           <w:color w:val="FF0000"/>
+          <w:sz w:val="24"/>
         </w:rPr>
         <w:t>Мала єктенія</w:t>
       </w:r>
@@ -20751,6 +20777,7 @@
           <w:b/>
           <w:i/>
           <w:color w:val="FF0000"/>
+          <w:sz w:val="24"/>
         </w:rPr>
         <w:t>Пісня Богородиці</w:t>
       </w:r>
@@ -21172,6 +21199,7 @@
           <w:b/>
           <w:i/>
           <w:color w:val="FF0000"/>
+          <w:sz w:val="24"/>
         </w:rPr>
         <w:t>Мала єктенія</w:t>
       </w:r>
@@ -21507,6 +21535,7 @@
           <w:b/>
           <w:i/>
           <w:color w:val="FF0000"/>
+          <w:sz w:val="24"/>
         </w:rPr>
         <w:t>Світильний</w:t>
       </w:r>
@@ -22254,6 +22283,7 @@
           <w:b/>
           <w:i/>
           <w:color w:val="FF0000"/>
+          <w:sz w:val="24"/>
         </w:rPr>
         <w:t>Мале славослов'я</w:t>
       </w:r>
@@ -22845,6 +22875,7 @@
           <w:b/>
           <w:i/>
           <w:color w:val="FF0000"/>
+          <w:sz w:val="24"/>
         </w:rPr>
         <w:t>Прохальна єктенія</w:t>
       </w:r>
@@ -24374,6 +24405,7 @@
           <w:b/>
           <w:i/>
           <w:color w:val="FF0000"/>
+          <w:sz w:val="24"/>
         </w:rPr>
         <w:t>Тропарі</w:t>
       </w:r>
@@ -24497,6 +24529,7 @@
           <w:b/>
           <w:i/>
           <w:color w:val="FF0000"/>
+          <w:sz w:val="24"/>
         </w:rPr>
         <w:t>Єктенія усильного благання</w:t>
       </w:r>

--- a/docx_resources/Вечірня-Утреня/В,У - Мінея/09-Вересень/11-__-Теодори.docx
+++ b/docx_resources/Вечірня-Утреня/В,У - Мінея/09-Вересень/11-__-Теодори.docx
@@ -92,7 +92,6 @@
         <w:rPr>
           <w:rFonts w:ascii="Times New Roman" w:hAnsi="Times New Roman" w:cs="Times New Roman"/>
           <w:b/>
-          <w:sz w:val="24"/>
         </w:rPr>
         <w:t>ВЕЧІРНЯ</w:t>
       </w:r>
@@ -1614,7 +1613,6 @@
           <w:b/>
           <w:i/>
           <w:color w:val="FF0000"/>
-          <w:sz w:val="24"/>
         </w:rPr>
         <w:t>Ве</w:t>
       </w:r>
@@ -1624,7 +1622,6 @@
           <w:b/>
           <w:i/>
           <w:color w:val="FF0000"/>
-          <w:sz w:val="24"/>
         </w:rPr>
         <w:t>чірні молитви</w:t>
       </w:r>
@@ -6375,7 +6372,6 @@
           <w:b/>
           <w:i/>
           <w:color w:val="FF0000"/>
-          <w:sz w:val="24"/>
         </w:rPr>
         <w:lastRenderedPageBreak/>
         <w:t>Стихири</w:t>
@@ -8139,7 +8135,6 @@
           <w:b/>
           <w:i/>
           <w:color w:val="FF0000"/>
-          <w:sz w:val="24"/>
         </w:rPr>
         <w:t xml:space="preserve">Прокімен. </w:t>
       </w:r>
@@ -8148,7 +8143,6 @@
           <w:rFonts w:ascii="Times New Roman" w:eastAsia="Times New Roman" w:hAnsi="Times New Roman" w:cs="Times New Roman"/>
           <w:i/>
           <w:color w:val="FF0000"/>
-          <w:sz w:val="24"/>
         </w:rPr>
         <w:t>Псалом 133 (г. 8):</w:t>
       </w:r>
@@ -8252,7 +8246,6 @@
           <w:b/>
           <w:i/>
           <w:color w:val="FF0000"/>
-          <w:sz w:val="24"/>
         </w:rPr>
         <w:t>Сподоби, Господи</w:t>
       </w:r>
@@ -9060,7 +9053,6 @@
           <w:b/>
           <w:i/>
           <w:color w:val="FF0000"/>
-          <w:sz w:val="24"/>
         </w:rPr>
         <w:t>Прохальна єктенія</w:t>
       </w:r>
@@ -10308,7 +10300,6 @@
           <w:b/>
           <w:i/>
           <w:color w:val="FF0000"/>
-          <w:sz w:val="24"/>
         </w:rPr>
         <w:t>Пісня Симеона</w:t>
       </w:r>
@@ -10861,7 +10852,6 @@
           <w:b/>
           <w:i/>
           <w:color w:val="FF0000"/>
-          <w:sz w:val="24"/>
         </w:rPr>
         <w:t>Тропарі</w:t>
       </w:r>
@@ -10979,7 +10969,6 @@
           <w:b/>
           <w:i/>
           <w:color w:val="FF0000"/>
-          <w:sz w:val="24"/>
         </w:rPr>
         <w:lastRenderedPageBreak/>
         <w:t>Єктенія усильного благанн</w:t>
@@ -10990,7 +10979,6 @@
           <w:b/>
           <w:i/>
           <w:color w:val="FF0000"/>
-          <w:sz w:val="24"/>
         </w:rPr>
         <w:t>я</w:t>
       </w:r>
@@ -11756,7 +11744,6 @@
           <w:b/>
           <w:i/>
           <w:color w:val="FF0000"/>
-          <w:sz w:val="24"/>
         </w:rPr>
         <w:t>Після Вечірні</w:t>
       </w:r>
@@ -11823,7 +11810,6 @@
       <w:r>
         <w:rPr>
           <w:rFonts w:ascii="Times New Roman" w:hAnsi="Times New Roman"/>
-          <w:sz w:val="24"/>
         </w:rPr>
         <w:br w:type="page"/>
       </w:r>
@@ -11842,7 +11828,6 @@
         <w:rPr>
           <w:rFonts w:ascii="Times New Roman" w:hAnsi="Times New Roman" w:cs="Times New Roman"/>
           <w:b/>
-          <w:sz w:val="24"/>
         </w:rPr>
         <w:lastRenderedPageBreak/>
         <w:t>УТРЕНЯ</w:t>
@@ -14411,7 +14396,6 @@
           <w:b/>
           <w:i/>
           <w:color w:val="FF0000"/>
-          <w:sz w:val="24"/>
         </w:rPr>
         <w:t>Утренні молитви</w:t>
       </w:r>
@@ -16134,7 +16118,6 @@
           <w:b/>
           <w:i/>
           <w:color w:val="FF0000"/>
-          <w:sz w:val="24"/>
         </w:rPr>
         <w:t>Бог Господь...</w:t>
       </w:r>
@@ -16143,7 +16126,6 @@
           <w:rFonts w:ascii="Times New Roman" w:eastAsia="Times New Roman" w:hAnsi="Times New Roman" w:cs="Times New Roman"/>
           <w:i/>
           <w:color w:val="FF0000"/>
-          <w:sz w:val="24"/>
         </w:rPr>
         <w:t xml:space="preserve"> (Пс. 117), глас 4</w:t>
       </w:r>
@@ -16359,7 +16341,6 @@
           <w:b/>
           <w:i/>
           <w:color w:val="FF0000"/>
-          <w:sz w:val="24"/>
         </w:rPr>
         <w:t>Тропарі</w:t>
       </w:r>
@@ -16576,7 +16557,6 @@
           <w:b/>
           <w:i/>
           <w:color w:val="FF0000"/>
-          <w:sz w:val="24"/>
         </w:rPr>
         <w:t>Мала єктенія</w:t>
       </w:r>
@@ -16915,7 +16895,6 @@
           <w:b/>
           <w:i/>
           <w:color w:val="FF0000"/>
-          <w:sz w:val="24"/>
         </w:rPr>
         <w:t>Перший сідальний</w:t>
       </w:r>
@@ -17048,7 +17027,6 @@
           <w:b/>
           <w:i/>
           <w:color w:val="FF0000"/>
-          <w:sz w:val="24"/>
         </w:rPr>
         <w:t>Мала єктенія</w:t>
       </w:r>
@@ -17397,7 +17375,6 @@
           <w:b/>
           <w:i/>
           <w:color w:val="FF0000"/>
-          <w:sz w:val="24"/>
         </w:rPr>
         <w:t>Другий сідальний</w:t>
       </w:r>
@@ -17518,7 +17495,6 @@
           <w:b/>
           <w:i/>
           <w:color w:val="FF0000"/>
-          <w:sz w:val="24"/>
         </w:rPr>
         <w:t>Псалом 50</w:t>
       </w:r>
@@ -18536,7 +18512,6 @@
           <w:rFonts w:ascii="Times New Roman" w:eastAsia="Times New Roman" w:hAnsi="Times New Roman" w:cs="Times New Roman"/>
           <w:i/>
           <w:color w:val="FF0000"/>
-          <w:sz w:val="24"/>
         </w:rPr>
         <w:t>Мала єктенія</w:t>
       </w:r>
@@ -19711,7 +19686,6 @@
           <w:rFonts w:ascii="Times New Roman" w:eastAsia="Times New Roman" w:hAnsi="Times New Roman" w:cs="Times New Roman"/>
           <w:i/>
           <w:color w:val="FF0000"/>
-          <w:sz w:val="24"/>
         </w:rPr>
         <w:t>Мала єктенія</w:t>
       </w:r>
@@ -20777,7 +20751,6 @@
           <w:b/>
           <w:i/>
           <w:color w:val="FF0000"/>
-          <w:sz w:val="24"/>
         </w:rPr>
         <w:t>Пісня Богородиці</w:t>
       </w:r>
@@ -21199,7 +21172,6 @@
           <w:b/>
           <w:i/>
           <w:color w:val="FF0000"/>
-          <w:sz w:val="24"/>
         </w:rPr>
         <w:t>Мала єктенія</w:t>
       </w:r>
@@ -21535,7 +21507,6 @@
           <w:b/>
           <w:i/>
           <w:color w:val="FF0000"/>
-          <w:sz w:val="24"/>
         </w:rPr>
         <w:t>Світильний</w:t>
       </w:r>
@@ -22283,7 +22254,6 @@
           <w:b/>
           <w:i/>
           <w:color w:val="FF0000"/>
-          <w:sz w:val="24"/>
         </w:rPr>
         <w:t>Мале славослов'я</w:t>
       </w:r>
@@ -22875,7 +22845,6 @@
           <w:b/>
           <w:i/>
           <w:color w:val="FF0000"/>
-          <w:sz w:val="24"/>
         </w:rPr>
         <w:t>Прохальна єктенія</w:t>
       </w:r>
@@ -24405,7 +24374,6 @@
           <w:b/>
           <w:i/>
           <w:color w:val="FF0000"/>
-          <w:sz w:val="24"/>
         </w:rPr>
         <w:t>Тропарі</w:t>
       </w:r>
@@ -24529,7 +24497,6 @@
           <w:b/>
           <w:i/>
           <w:color w:val="FF0000"/>
-          <w:sz w:val="24"/>
         </w:rPr>
         <w:t>Єктенія усильного благання</w:t>
       </w:r>
